--- a/backend/uaf_blank_set/9-14-45-22-5001/Initial Certification /Stage 2/FR.211LeadAuditorAuditorAssessmentFormR1&10.06.2024 - Kopya.docx
+++ b/backend/uaf_blank_set/9-14-45-22-5001/Initial Certification /Stage 2/FR.211LeadAuditorAuditorAssessmentFormR1&10.06.2024 - Kopya.docx
@@ -2127,6 +2127,14 @@
                 <w:sz w:val="18"/>
               </w:rPr>
             </w:pPr>
+            <w:r>
+              <w:rPr>
+                <w:i/>
+                <w:color w:val="B4B4B4"/>
+                <w:sz w:val="16"/>
+              </w:rPr>
+              <w:t>[SIG:CLIENT]</w:t>
+            </w:r>
           </w:p>
         </w:tc>
       </w:tr>

--- a/backend/uaf_blank_set/9-14-45-22-5001/Initial Certification /Stage 2/FR.211LeadAuditorAuditorAssessmentFormR1&10.06.2024 - Kopya.docx
+++ b/backend/uaf_blank_set/9-14-45-22-5001/Initial Certification /Stage 2/FR.211LeadAuditorAuditorAssessmentFormR1&10.06.2024 - Kopya.docx
@@ -2133,7 +2133,7 @@
                 <w:color w:val="B4B4B4"/>
                 <w:sz w:val="16"/>
               </w:rPr>
-              <w:t>[SIG:CLIENT]</w:t>
+              <w:t>[SIG:ORG_REP]</w:t>
             </w:r>
           </w:p>
         </w:tc>
